--- a/ForgeOfEmpireApp/Forge Of Empire program.docx
+++ b/ForgeOfEmpireApp/Forge Of Empire program.docx
@@ -204,23 +204,79 @@
           <w:rFonts w:ascii="Times New Roman" w:hAnsi="Times New Roman" w:cs="Times New Roman"/>
           <w:sz w:val="24"/>
         </w:rPr>
-        <w:t xml:space="preserve"> alkalmazásom 2025.04.04. kezdtem el és még </w:t>
-      </w:r>
-      <w:proofErr w:type="spellStart"/>
-      <w:r>
-        <w:rPr>
-          <w:rFonts w:ascii="Times New Roman" w:hAnsi="Times New Roman" w:cs="Times New Roman"/>
-          <w:sz w:val="24"/>
-        </w:rPr>
-        <w:t>aznam</w:t>
-      </w:r>
-      <w:proofErr w:type="spellEnd"/>
-      <w:r>
-        <w:rPr>
-          <w:rFonts w:ascii="Times New Roman" w:hAnsi="Times New Roman" w:cs="Times New Roman"/>
-          <w:sz w:val="24"/>
-        </w:rPr>
-        <w:t xml:space="preserve"> el is készült maga a játékhoz teljes állapotára, ami tökéletesen működik minden, rajta ami terveztem. Ez a programot maga az online játékhoz készítettem, akkor még nem tudtam, hogy létezik egy bővítmény, ami még könnyebbé teszi a játék élményt online. Ez a program maga a nevezeteségi építéshez köthető, azt a cél szolgálja, hogy minél nagyobb szintű legyen a nevezetesség és tudjon adni nagyobb értékeket a városhoz. Itt lesz egy </w:t>
+        <w:t xml:space="preserve"> alkalmazásom 2025.0</w:t>
+      </w:r>
+      <w:r>
+        <w:rPr>
+          <w:rFonts w:ascii="Times New Roman" w:hAnsi="Times New Roman" w:cs="Times New Roman"/>
+          <w:sz w:val="24"/>
+        </w:rPr>
+        <w:t>1</w:t>
+      </w:r>
+      <w:r>
+        <w:rPr>
+          <w:rFonts w:ascii="Times New Roman" w:hAnsi="Times New Roman" w:cs="Times New Roman"/>
+          <w:sz w:val="24"/>
+        </w:rPr>
+        <w:t>.</w:t>
+      </w:r>
+      <w:r>
+        <w:rPr>
+          <w:rFonts w:ascii="Times New Roman" w:hAnsi="Times New Roman" w:cs="Times New Roman"/>
+          <w:sz w:val="24"/>
+        </w:rPr>
+        <w:t>17</w:t>
+      </w:r>
+      <w:r>
+        <w:rPr>
+          <w:rFonts w:ascii="Times New Roman" w:hAnsi="Times New Roman" w:cs="Times New Roman"/>
+          <w:sz w:val="24"/>
+        </w:rPr>
+        <w:t>.</w:t>
+      </w:r>
+      <w:r>
+        <w:rPr>
+          <w:rFonts w:ascii="Times New Roman" w:hAnsi="Times New Roman" w:cs="Times New Roman"/>
+          <w:sz w:val="24"/>
+        </w:rPr>
+        <w:t>-22. között készítette és</w:t>
+      </w:r>
+      <w:r>
+        <w:rPr>
+          <w:rFonts w:ascii="Times New Roman" w:hAnsi="Times New Roman" w:cs="Times New Roman"/>
+          <w:sz w:val="24"/>
+        </w:rPr>
+        <w:t xml:space="preserve"> kezdtem el maga a játékhoz teljes állapotára,</w:t>
+      </w:r>
+      <w:r>
+        <w:rPr>
+          <w:rFonts w:ascii="Times New Roman" w:hAnsi="Times New Roman" w:cs="Times New Roman"/>
+          <w:sz w:val="24"/>
+        </w:rPr>
+        <w:t xml:space="preserve"> ami tökéletesen működik minden</w:t>
+      </w:r>
+      <w:bookmarkStart w:id="0" w:name="_GoBack"/>
+      <w:bookmarkEnd w:id="0"/>
+      <w:r>
+        <w:rPr>
+          <w:rFonts w:ascii="Times New Roman" w:hAnsi="Times New Roman" w:cs="Times New Roman"/>
+          <w:sz w:val="24"/>
+        </w:rPr>
+        <w:t xml:space="preserve"> rajta</w:t>
+      </w:r>
+      <w:r>
+        <w:rPr>
+          <w:rFonts w:ascii="Times New Roman" w:hAnsi="Times New Roman" w:cs="Times New Roman"/>
+          <w:sz w:val="24"/>
+        </w:rPr>
+        <w:t>,</w:t>
+      </w:r>
+      <w:r>
+        <w:rPr>
+          <w:rFonts w:ascii="Times New Roman" w:hAnsi="Times New Roman" w:cs="Times New Roman"/>
+          <w:sz w:val="24"/>
+        </w:rPr>
+        <w:t xml:space="preserve"> ami terveztem. Ez a programot maga az online játékhoz készítettem, akkor még nem tudtam, hogy létezik egy bővítmény, ami még könnyebbé teszi a játék élményt online. Ez a program maga a nevezeteségi építéshez köthető, azt a cél szolgálja, hogy minél nagyobb szintű legyen a nevezetesség és tudjon adni nagyobb értékeket a városhoz. Itt lesz egy </w:t>
       </w:r>
       <w:r>
         <w:rPr>
@@ -812,7 +868,6 @@
           <w:sz w:val="24"/>
         </w:rPr>
       </w:pPr>
-      <w:bookmarkStart w:id="0" w:name="_GoBack"/>
       <w:r>
         <w:rPr>
           <w:rFonts w:ascii="Times New Roman" w:hAnsi="Times New Roman" w:cs="Times New Roman"/>
@@ -876,7 +931,6 @@
           </wp:anchor>
         </w:drawing>
       </w:r>
-      <w:bookmarkEnd w:id="0"/>
       <w:r>
         <w:rPr>
           <w:rFonts w:ascii="Times New Roman" w:hAnsi="Times New Roman" w:cs="Times New Roman"/>
